--- a/session13/BTTH.docx
+++ b/session13/BTTH.docx
@@ -4,6 +4,7 @@
   <w:body>
     <w:p>
       <w:pPr>
+        <w:spacing w:line="276" w:lineRule="auto"/>
         <w:rPr>
           <w:b/>
           <w:bCs/>
@@ -19,6 +20,7 @@
     </w:p>
     <w:p>
       <w:pPr>
+        <w:spacing w:line="276" w:lineRule="auto"/>
         <w:rPr>
           <w:b/>
           <w:bCs/>
@@ -34,33 +36,26 @@
     </w:p>
     <w:tbl>
       <w:tblPr>
-        <w:tblW w:w="0" w:type="auto"/>
-        <w:tblCellSpacing w:w="15" w:type="dxa"/>
-        <w:tblCellMar>
-          <w:top w:w="15" w:type="dxa"/>
-          <w:left w:w="15" w:type="dxa"/>
-          <w:bottom w:w="15" w:type="dxa"/>
-          <w:right w:w="15" w:type="dxa"/>
-        </w:tblCellMar>
+        <w:tblStyle w:val="TableGrid"/>
+        <w:tblW w:w="9745" w:type="dxa"/>
         <w:tblLook w:val="04A0" w:firstRow="1" w:lastRow="0" w:firstColumn="1" w:lastColumn="0" w:noHBand="0" w:noVBand="1"/>
       </w:tblPr>
       <w:tblGrid>
-        <w:gridCol w:w="5001"/>
-        <w:gridCol w:w="4359"/>
+        <w:gridCol w:w="5201"/>
+        <w:gridCol w:w="4544"/>
       </w:tblGrid>
       <w:tr>
         <w:trPr>
-          <w:tblHeader/>
-          <w:tblCellSpacing w:w="15" w:type="dxa"/>
+          <w:trHeight w:val="412"/>
         </w:trPr>
         <w:tc>
           <w:tcPr>
             <w:tcW w:w="0" w:type="auto"/>
-            <w:vAlign w:val="center"/>
-            <w:hideMark/>
-          </w:tcPr>
-          <w:p>
-            <w:pPr>
+            <w:hideMark/>
+          </w:tcPr>
+          <w:p>
+            <w:pPr>
+              <w:spacing w:line="276" w:lineRule="auto"/>
               <w:rPr>
                 <w:b/>
                 <w:bCs/>
@@ -78,11 +73,11 @@
         <w:tc>
           <w:tcPr>
             <w:tcW w:w="0" w:type="auto"/>
-            <w:vAlign w:val="center"/>
-            <w:hideMark/>
-          </w:tcPr>
-          <w:p>
-            <w:pPr>
+            <w:hideMark/>
+          </w:tcPr>
+          <w:p>
+            <w:pPr>
+              <w:spacing w:line="276" w:lineRule="auto"/>
               <w:rPr>
                 <w:b/>
                 <w:bCs/>
@@ -100,15 +95,17 @@
       </w:tr>
       <w:tr>
         <w:trPr>
-          <w:tblCellSpacing w:w="15" w:type="dxa"/>
+          <w:trHeight w:val="1237"/>
         </w:trPr>
         <w:tc>
           <w:tcPr>
             <w:tcW w:w="0" w:type="auto"/>
-            <w:vAlign w:val="center"/>
-            <w:hideMark/>
-          </w:tcPr>
-          <w:p>
+            <w:hideMark/>
+          </w:tcPr>
+          <w:p>
+            <w:pPr>
+              <w:spacing w:line="276" w:lineRule="auto"/>
+            </w:pPr>
             <w:r>
               <w:t xml:space="preserve">Nút </w:t>
             </w:r>
@@ -137,10 +134,12 @@
         <w:tc>
           <w:tcPr>
             <w:tcW w:w="0" w:type="auto"/>
-            <w:vAlign w:val="center"/>
-            <w:hideMark/>
-          </w:tcPr>
-          <w:p>
+            <w:hideMark/>
+          </w:tcPr>
+          <w:p>
+            <w:pPr>
+              <w:spacing w:line="276" w:lineRule="auto"/>
+            </w:pPr>
             <w:r>
               <w:t xml:space="preserve">Dropdown có </w:t>
             </w:r>
@@ -159,57 +158,56 @@
       </w:tr>
     </w:tbl>
     <w:p>
-      <w:r>
-        <w:pict w14:anchorId="664FA9AC">
-          <v:rect id="_x0000_i1049" style="width:0;height:1.5pt" o:hralign="center" o:hrstd="t" o:hr="t" fillcolor="#a0a0a0" stroked="f"/>
-        </w:pict>
-      </w:r>
+      <w:pPr>
+        <w:spacing w:line="276" w:lineRule="auto"/>
+        <w:rPr>
+          <w:b/>
+          <w:bCs/>
+          <w:lang w:val="vi-VN"/>
+        </w:rPr>
+      </w:pPr>
     </w:p>
     <w:p>
       <w:pPr>
+        <w:spacing w:line="276" w:lineRule="auto"/>
         <w:rPr>
           <w:b/>
           <w:bCs/>
+          <w:lang w:val="vi-VN"/>
         </w:rPr>
       </w:pPr>
       <w:r>
         <w:rPr>
           <w:b/>
           <w:bCs/>
+          <w:lang w:val="vi-VN"/>
         </w:rPr>
         <w:t>Phần 2 — Nhận diện nguyên tắc UI vi phạm</w:t>
       </w:r>
     </w:p>
     <w:tbl>
       <w:tblPr>
-        <w:tblW w:w="0" w:type="auto"/>
-        <w:tblCellSpacing w:w="15" w:type="dxa"/>
-        <w:tblCellMar>
-          <w:top w:w="15" w:type="dxa"/>
-          <w:left w:w="15" w:type="dxa"/>
-          <w:bottom w:w="15" w:type="dxa"/>
-          <w:right w:w="15" w:type="dxa"/>
-        </w:tblCellMar>
+        <w:tblStyle w:val="TableGrid"/>
+        <w:tblW w:w="9552" w:type="dxa"/>
         <w:tblLook w:val="04A0" w:firstRow="1" w:lastRow="0" w:firstColumn="1" w:lastColumn="0" w:noHBand="0" w:noVBand="1"/>
       </w:tblPr>
       <w:tblGrid>
-        <w:gridCol w:w="3660"/>
-        <w:gridCol w:w="1934"/>
-        <w:gridCol w:w="3766"/>
+        <w:gridCol w:w="3695"/>
+        <w:gridCol w:w="2061"/>
+        <w:gridCol w:w="3796"/>
       </w:tblGrid>
       <w:tr>
         <w:trPr>
-          <w:tblHeader/>
-          <w:tblCellSpacing w:w="15" w:type="dxa"/>
+          <w:trHeight w:val="763"/>
         </w:trPr>
         <w:tc>
           <w:tcPr>
             <w:tcW w:w="0" w:type="auto"/>
-            <w:vAlign w:val="center"/>
-            <w:hideMark/>
-          </w:tcPr>
-          <w:p>
-            <w:pPr>
+            <w:hideMark/>
+          </w:tcPr>
+          <w:p>
+            <w:pPr>
+              <w:spacing w:line="276" w:lineRule="auto"/>
               <w:rPr>
                 <w:b/>
                 <w:bCs/>
@@ -227,11 +225,11 @@
         <w:tc>
           <w:tcPr>
             <w:tcW w:w="0" w:type="auto"/>
-            <w:vAlign w:val="center"/>
-            <w:hideMark/>
-          </w:tcPr>
-          <w:p>
-            <w:pPr>
+            <w:hideMark/>
+          </w:tcPr>
+          <w:p>
+            <w:pPr>
+              <w:spacing w:line="276" w:lineRule="auto"/>
               <w:rPr>
                 <w:b/>
                 <w:bCs/>
@@ -249,11 +247,11 @@
         <w:tc>
           <w:tcPr>
             <w:tcW w:w="0" w:type="auto"/>
-            <w:vAlign w:val="center"/>
-            <w:hideMark/>
-          </w:tcPr>
-          <w:p>
-            <w:pPr>
+            <w:hideMark/>
+          </w:tcPr>
+          <w:p>
+            <w:pPr>
+              <w:spacing w:line="276" w:lineRule="auto"/>
               <w:rPr>
                 <w:b/>
                 <w:bCs/>
@@ -271,15 +269,17 @@
       </w:tr>
       <w:tr>
         <w:trPr>
-          <w:tblCellSpacing w:w="15" w:type="dxa"/>
+          <w:trHeight w:val="763"/>
         </w:trPr>
         <w:tc>
           <w:tcPr>
             <w:tcW w:w="0" w:type="auto"/>
-            <w:vAlign w:val="center"/>
-            <w:hideMark/>
-          </w:tcPr>
-          <w:p>
+            <w:hideMark/>
+          </w:tcPr>
+          <w:p>
+            <w:pPr>
+              <w:spacing w:line="276" w:lineRule="auto"/>
+            </w:pPr>
             <w:r>
               <w:t>4 bước thao tác cùng 1 kích cỡ chữ, không phân biệt chính-phụ</w:t>
             </w:r>
@@ -288,10 +288,12 @@
         <w:tc>
           <w:tcPr>
             <w:tcW w:w="0" w:type="auto"/>
-            <w:vAlign w:val="center"/>
-            <w:hideMark/>
-          </w:tcPr>
-          <w:p>
+            <w:hideMark/>
+          </w:tcPr>
+          <w:p>
+            <w:pPr>
+              <w:spacing w:line="276" w:lineRule="auto"/>
+            </w:pPr>
             <w:r>
               <w:rPr>
                 <w:b/>
@@ -304,10 +306,12 @@
         <w:tc>
           <w:tcPr>
             <w:tcW w:w="0" w:type="auto"/>
-            <w:vAlign w:val="center"/>
-            <w:hideMark/>
-          </w:tcPr>
-          <w:p>
+            <w:hideMark/>
+          </w:tcPr>
+          <w:p>
+            <w:pPr>
+              <w:spacing w:line="276" w:lineRule="auto"/>
+            </w:pPr>
             <w:r>
               <w:t>Không thể hiện rõ thứ tự và mức độ quan trọng của các nội dung.</w:t>
             </w:r>
@@ -316,15 +320,17 @@
       </w:tr>
       <w:tr>
         <w:trPr>
-          <w:tblCellSpacing w:w="15" w:type="dxa"/>
+          <w:trHeight w:val="763"/>
         </w:trPr>
         <w:tc>
           <w:tcPr>
             <w:tcW w:w="0" w:type="auto"/>
-            <w:vAlign w:val="center"/>
-            <w:hideMark/>
-          </w:tcPr>
-          <w:p>
+            <w:hideMark/>
+          </w:tcPr>
+          <w:p>
+            <w:pPr>
+              <w:spacing w:line="276" w:lineRule="auto"/>
+            </w:pPr>
             <w:r>
               <w:t>Ô nhập số lượng không phản hồi gì sau khi nhập</w:t>
             </w:r>
@@ -333,10 +339,12 @@
         <w:tc>
           <w:tcPr>
             <w:tcW w:w="0" w:type="auto"/>
-            <w:vAlign w:val="center"/>
-            <w:hideMark/>
-          </w:tcPr>
-          <w:p>
+            <w:hideMark/>
+          </w:tcPr>
+          <w:p>
+            <w:pPr>
+              <w:spacing w:line="276" w:lineRule="auto"/>
+            </w:pPr>
             <w:r>
               <w:rPr>
                 <w:b/>
@@ -349,10 +357,12 @@
         <w:tc>
           <w:tcPr>
             <w:tcW w:w="0" w:type="auto"/>
-            <w:vAlign w:val="center"/>
-            <w:hideMark/>
-          </w:tcPr>
-          <w:p>
+            <w:hideMark/>
+          </w:tcPr>
+          <w:p>
+            <w:pPr>
+              <w:spacing w:line="276" w:lineRule="auto"/>
+            </w:pPr>
             <w:r>
               <w:t>Người dùng không biết dữ liệu đã được nhập đúng hay đang bị lỗi.</w:t>
             </w:r>
@@ -361,15 +371,17 @@
       </w:tr>
       <w:tr>
         <w:trPr>
-          <w:tblCellSpacing w:w="15" w:type="dxa"/>
+          <w:trHeight w:val="763"/>
         </w:trPr>
         <w:tc>
           <w:tcPr>
             <w:tcW w:w="0" w:type="auto"/>
-            <w:vAlign w:val="center"/>
-            <w:hideMark/>
-          </w:tcPr>
-          <w:p>
+            <w:hideMark/>
+          </w:tcPr>
+          <w:p>
+            <w:pPr>
+              <w:spacing w:line="276" w:lineRule="auto"/>
+            </w:pPr>
             <w:r>
               <w:t>Nút “Gửi yêu cầu” và “Hủy bỏ” cùng màu xám giống hệt nhau</w:t>
             </w:r>
@@ -378,10 +390,12 @@
         <w:tc>
           <w:tcPr>
             <w:tcW w:w="0" w:type="auto"/>
-            <w:vAlign w:val="center"/>
-            <w:hideMark/>
-          </w:tcPr>
-          <w:p>
+            <w:hideMark/>
+          </w:tcPr>
+          <w:p>
+            <w:pPr>
+              <w:spacing w:line="276" w:lineRule="auto"/>
+            </w:pPr>
             <w:r>
               <w:rPr>
                 <w:b/>
@@ -394,10 +408,12 @@
         <w:tc>
           <w:tcPr>
             <w:tcW w:w="0" w:type="auto"/>
-            <w:vAlign w:val="center"/>
-            <w:hideMark/>
-          </w:tcPr>
-          <w:p>
+            <w:hideMark/>
+          </w:tcPr>
+          <w:p>
+            <w:pPr>
+              <w:spacing w:line="276" w:lineRule="auto"/>
+            </w:pPr>
             <w:r>
               <w:t>Không phân biệt được nút hành động chính và hành động phụ.</w:t>
             </w:r>
@@ -406,56 +422,53 @@
       </w:tr>
     </w:tbl>
     <w:p>
-      <w:r>
-        <w:pict w14:anchorId="192D2672">
-          <v:rect id="_x0000_i1050" style="width:0;height:1.5pt" o:hralign="center" o:hrstd="t" o:hr="t" fillcolor="#a0a0a0" stroked="f"/>
-        </w:pict>
-      </w:r>
+      <w:pPr>
+        <w:spacing w:line="276" w:lineRule="auto"/>
+        <w:rPr>
+          <w:lang w:val="vi-VN"/>
+        </w:rPr>
+      </w:pPr>
     </w:p>
     <w:p>
       <w:pPr>
+        <w:spacing w:line="276" w:lineRule="auto"/>
         <w:rPr>
           <w:b/>
           <w:bCs/>
+          <w:lang w:val="vi-VN"/>
         </w:rPr>
       </w:pPr>
       <w:r>
         <w:rPr>
           <w:b/>
           <w:bCs/>
+          <w:lang w:val="vi-VN"/>
         </w:rPr>
         <w:t>Phần 3 — Chọn đúng thành phần UI</w:t>
       </w:r>
     </w:p>
     <w:tbl>
       <w:tblPr>
-        <w:tblW w:w="0" w:type="auto"/>
-        <w:tblCellSpacing w:w="15" w:type="dxa"/>
-        <w:tblCellMar>
-          <w:top w:w="15" w:type="dxa"/>
-          <w:left w:w="15" w:type="dxa"/>
-          <w:bottom w:w="15" w:type="dxa"/>
-          <w:right w:w="15" w:type="dxa"/>
-        </w:tblCellMar>
+        <w:tblStyle w:val="TableGrid"/>
+        <w:tblW w:w="9552" w:type="dxa"/>
         <w:tblLook w:val="04A0" w:firstRow="1" w:lastRow="0" w:firstColumn="1" w:lastColumn="0" w:noHBand="0" w:noVBand="1"/>
       </w:tblPr>
       <w:tblGrid>
-        <w:gridCol w:w="6795"/>
-        <w:gridCol w:w="2565"/>
+        <w:gridCol w:w="6861"/>
+        <w:gridCol w:w="2691"/>
       </w:tblGrid>
       <w:tr>
         <w:trPr>
-          <w:tblHeader/>
-          <w:tblCellSpacing w:w="15" w:type="dxa"/>
+          <w:trHeight w:val="795"/>
         </w:trPr>
         <w:tc>
           <w:tcPr>
             <w:tcW w:w="0" w:type="auto"/>
-            <w:vAlign w:val="center"/>
-            <w:hideMark/>
-          </w:tcPr>
-          <w:p>
-            <w:pPr>
+            <w:hideMark/>
+          </w:tcPr>
+          <w:p>
+            <w:pPr>
+              <w:spacing w:line="276" w:lineRule="auto"/>
               <w:rPr>
                 <w:b/>
                 <w:bCs/>
@@ -473,11 +486,11 @@
         <w:tc>
           <w:tcPr>
             <w:tcW w:w="0" w:type="auto"/>
-            <w:vAlign w:val="center"/>
-            <w:hideMark/>
-          </w:tcPr>
-          <w:p>
-            <w:pPr>
+            <w:hideMark/>
+          </w:tcPr>
+          <w:p>
+            <w:pPr>
+              <w:spacing w:line="276" w:lineRule="auto"/>
               <w:rPr>
                 <w:b/>
                 <w:bCs/>
@@ -495,15 +508,17 @@
       </w:tr>
       <w:tr>
         <w:trPr>
-          <w:tblCellSpacing w:w="15" w:type="dxa"/>
+          <w:trHeight w:val="397"/>
         </w:trPr>
         <w:tc>
           <w:tcPr>
             <w:tcW w:w="0" w:type="auto"/>
-            <w:vAlign w:val="center"/>
-            <w:hideMark/>
-          </w:tcPr>
-          <w:p>
+            <w:hideMark/>
+          </w:tcPr>
+          <w:p>
+            <w:pPr>
+              <w:spacing w:line="276" w:lineRule="auto"/>
+            </w:pPr>
             <w:r>
               <w:t>Chọn 1 lý do từ danh sách 15 lựa chọn</w:t>
             </w:r>
@@ -512,10 +527,12 @@
         <w:tc>
           <w:tcPr>
             <w:tcW w:w="0" w:type="auto"/>
-            <w:vAlign w:val="center"/>
-            <w:hideMark/>
-          </w:tcPr>
-          <w:p>
+            <w:hideMark/>
+          </w:tcPr>
+          <w:p>
+            <w:pPr>
+              <w:spacing w:line="276" w:lineRule="auto"/>
+            </w:pPr>
             <w:r>
               <w:rPr>
                 <w:b/>
@@ -528,15 +545,17 @@
       </w:tr>
       <w:tr>
         <w:trPr>
-          <w:tblCellSpacing w:w="15" w:type="dxa"/>
+          <w:trHeight w:val="397"/>
         </w:trPr>
         <w:tc>
           <w:tcPr>
             <w:tcW w:w="0" w:type="auto"/>
-            <w:vAlign w:val="center"/>
-            <w:hideMark/>
-          </w:tcPr>
-          <w:p>
+            <w:hideMark/>
+          </w:tcPr>
+          <w:p>
+            <w:pPr>
+              <w:spacing w:line="276" w:lineRule="auto"/>
+            </w:pPr>
             <w:r>
               <w:t>Nhập số lượng sản phẩm cần đổi/trả</w:t>
             </w:r>
@@ -545,10 +564,12 @@
         <w:tc>
           <w:tcPr>
             <w:tcW w:w="0" w:type="auto"/>
-            <w:vAlign w:val="center"/>
-            <w:hideMark/>
-          </w:tcPr>
-          <w:p>
+            <w:hideMark/>
+          </w:tcPr>
+          <w:p>
+            <w:pPr>
+              <w:spacing w:line="276" w:lineRule="auto"/>
+            </w:pPr>
             <w:r>
               <w:rPr>
                 <w:b/>
@@ -561,15 +582,17 @@
       </w:tr>
       <w:tr>
         <w:trPr>
-          <w:tblCellSpacing w:w="15" w:type="dxa"/>
+          <w:trHeight w:val="397"/>
         </w:trPr>
         <w:tc>
           <w:tcPr>
             <w:tcW w:w="0" w:type="auto"/>
-            <w:vAlign w:val="center"/>
-            <w:hideMark/>
-          </w:tcPr>
-          <w:p>
+            <w:hideMark/>
+          </w:tcPr>
+          <w:p>
+            <w:pPr>
+              <w:spacing w:line="276" w:lineRule="auto"/>
+            </w:pPr>
             <w:r>
               <w:t>Tải lên ảnh chụp sản phẩm lỗi</w:t>
             </w:r>
@@ -578,10 +601,12 @@
         <w:tc>
           <w:tcPr>
             <w:tcW w:w="0" w:type="auto"/>
-            <w:vAlign w:val="center"/>
-            <w:hideMark/>
-          </w:tcPr>
-          <w:p>
+            <w:hideMark/>
+          </w:tcPr>
+          <w:p>
+            <w:pPr>
+              <w:spacing w:line="276" w:lineRule="auto"/>
+            </w:pPr>
             <w:r>
               <w:rPr>
                 <w:b/>
@@ -594,15 +619,17 @@
       </w:tr>
       <w:tr>
         <w:trPr>
-          <w:tblCellSpacing w:w="15" w:type="dxa"/>
+          <w:trHeight w:val="795"/>
         </w:trPr>
         <w:tc>
           <w:tcPr>
             <w:tcW w:w="0" w:type="auto"/>
-            <w:vAlign w:val="center"/>
-            <w:hideMark/>
-          </w:tcPr>
-          <w:p>
+            <w:hideMark/>
+          </w:tcPr>
+          <w:p>
+            <w:pPr>
+              <w:spacing w:line="276" w:lineRule="auto"/>
+            </w:pPr>
             <w:r>
               <w:t>Thông báo “Gửi yêu cầu thành công” tự động biến mất sau vài giây</w:t>
             </w:r>
@@ -611,10 +638,12 @@
         <w:tc>
           <w:tcPr>
             <w:tcW w:w="0" w:type="auto"/>
-            <w:vAlign w:val="center"/>
-            <w:hideMark/>
-          </w:tcPr>
-          <w:p>
+            <w:hideMark/>
+          </w:tcPr>
+          <w:p>
+            <w:pPr>
+              <w:spacing w:line="276" w:lineRule="auto"/>
+            </w:pPr>
             <w:r>
               <w:rPr>
                 <w:b/>
@@ -627,14 +656,16 @@
       </w:tr>
     </w:tbl>
     <w:p>
-      <w:r>
-        <w:pict w14:anchorId="742899A9">
-          <v:rect id="_x0000_i1051" style="width:0;height:1.5pt" o:hralign="center" o:hrstd="t" o:hr="t" fillcolor="#a0a0a0" stroked="f"/>
-        </w:pict>
-      </w:r>
+      <w:pPr>
+        <w:spacing w:line="276" w:lineRule="auto"/>
+        <w:rPr>
+          <w:lang w:val="vi-VN"/>
+        </w:rPr>
+      </w:pPr>
     </w:p>
     <w:p>
       <w:pPr>
+        <w:spacing w:line="276" w:lineRule="auto"/>
         <w:rPr>
           <w:b/>
           <w:bCs/>
@@ -650,44 +681,36 @@
     </w:p>
     <w:tbl>
       <w:tblPr>
-        <w:tblW w:w="0" w:type="auto"/>
-        <w:tblCellSpacing w:w="15" w:type="dxa"/>
-        <w:tblCellMar>
-          <w:top w:w="15" w:type="dxa"/>
-          <w:left w:w="15" w:type="dxa"/>
-          <w:bottom w:w="15" w:type="dxa"/>
-          <w:right w:w="15" w:type="dxa"/>
-        </w:tblCellMar>
+        <w:tblStyle w:val="TableGrid"/>
+        <w:tblW w:w="9192" w:type="dxa"/>
         <w:tblLook w:val="04A0" w:firstRow="1" w:lastRow="0" w:firstColumn="1" w:lastColumn="0" w:noHBand="0" w:noVBand="1"/>
       </w:tblPr>
       <w:tblGrid>
-        <w:gridCol w:w="4694"/>
-        <w:gridCol w:w="2285"/>
+        <w:gridCol w:w="6121"/>
+        <w:gridCol w:w="3071"/>
       </w:tblGrid>
       <w:tr>
         <w:trPr>
-          <w:tblHeader/>
-          <w:tblCellSpacing w:w="15" w:type="dxa"/>
+          <w:trHeight w:val="440"/>
         </w:trPr>
         <w:tc>
           <w:tcPr>
             <w:tcW w:w="0" w:type="auto"/>
-            <w:vAlign w:val="center"/>
-            <w:hideMark/>
-          </w:tcPr>
-          <w:p>
-            <w:pPr>
-              <w:rPr>
-                <w:b/>
-                <w:bCs/>
-              </w:rPr>
-            </w:pPr>
-            <w:r>
-              <w:rPr>
-                <w:b/>
-                <w:bCs/>
-              </w:rPr>
-              <w:lastRenderedPageBreak/>
+            <w:hideMark/>
+          </w:tcPr>
+          <w:p>
+            <w:pPr>
+              <w:spacing w:line="276" w:lineRule="auto"/>
+              <w:rPr>
+                <w:b/>
+                <w:bCs/>
+              </w:rPr>
+            </w:pPr>
+            <w:r>
+              <w:rPr>
+                <w:b/>
+                <w:bCs/>
+              </w:rPr>
               <w:t>Bước Use Case</w:t>
             </w:r>
           </w:p>
@@ -695,11 +718,11 @@
         <w:tc>
           <w:tcPr>
             <w:tcW w:w="0" w:type="auto"/>
-            <w:vAlign w:val="center"/>
-            <w:hideMark/>
-          </w:tcPr>
-          <w:p>
-            <w:pPr>
+            <w:hideMark/>
+          </w:tcPr>
+          <w:p>
+            <w:pPr>
+              <w:spacing w:line="276" w:lineRule="auto"/>
               <w:rPr>
                 <w:b/>
                 <w:bCs/>
@@ -717,15 +740,17 @@
       </w:tr>
       <w:tr>
         <w:trPr>
-          <w:tblCellSpacing w:w="15" w:type="dxa"/>
+          <w:trHeight w:val="440"/>
         </w:trPr>
         <w:tc>
           <w:tcPr>
             <w:tcW w:w="0" w:type="auto"/>
-            <w:vAlign w:val="center"/>
-            <w:hideMark/>
-          </w:tcPr>
-          <w:p>
+            <w:hideMark/>
+          </w:tcPr>
+          <w:p>
+            <w:pPr>
+              <w:spacing w:line="276" w:lineRule="auto"/>
+            </w:pPr>
             <w:r>
               <w:t>1. Khách hàng chọn 1 lý do đổi/trả</w:t>
             </w:r>
@@ -734,10 +759,12 @@
         <w:tc>
           <w:tcPr>
             <w:tcW w:w="0" w:type="auto"/>
-            <w:vAlign w:val="center"/>
-            <w:hideMark/>
-          </w:tcPr>
-          <w:p>
+            <w:hideMark/>
+          </w:tcPr>
+          <w:p>
+            <w:pPr>
+              <w:spacing w:line="276" w:lineRule="auto"/>
+            </w:pPr>
             <w:r>
               <w:rPr>
                 <w:b/>
@@ -750,15 +777,17 @@
       </w:tr>
       <w:tr>
         <w:trPr>
-          <w:tblCellSpacing w:w="15" w:type="dxa"/>
+          <w:trHeight w:val="440"/>
         </w:trPr>
         <w:tc>
           <w:tcPr>
             <w:tcW w:w="0" w:type="auto"/>
-            <w:vAlign w:val="center"/>
-            <w:hideMark/>
-          </w:tcPr>
-          <w:p>
+            <w:hideMark/>
+          </w:tcPr>
+          <w:p>
+            <w:pPr>
+              <w:spacing w:line="276" w:lineRule="auto"/>
+            </w:pPr>
             <w:r>
               <w:t>2. Khách hàng nhập số lượng sản phẩm</w:t>
             </w:r>
@@ -767,10 +796,12 @@
         <w:tc>
           <w:tcPr>
             <w:tcW w:w="0" w:type="auto"/>
-            <w:vAlign w:val="center"/>
-            <w:hideMark/>
-          </w:tcPr>
-          <w:p>
+            <w:hideMark/>
+          </w:tcPr>
+          <w:p>
+            <w:pPr>
+              <w:spacing w:line="276" w:lineRule="auto"/>
+            </w:pPr>
             <w:r>
               <w:rPr>
                 <w:b/>
@@ -783,15 +814,17 @@
       </w:tr>
       <w:tr>
         <w:trPr>
-          <w:tblCellSpacing w:w="15" w:type="dxa"/>
+          <w:trHeight w:val="440"/>
         </w:trPr>
         <w:tc>
           <w:tcPr>
             <w:tcW w:w="0" w:type="auto"/>
-            <w:vAlign w:val="center"/>
-            <w:hideMark/>
-          </w:tcPr>
-          <w:p>
+            <w:hideMark/>
+          </w:tcPr>
+          <w:p>
+            <w:pPr>
+              <w:spacing w:line="276" w:lineRule="auto"/>
+            </w:pPr>
             <w:r>
               <w:t>3. Khách hàng tải lên ảnh sản phẩm lỗi</w:t>
             </w:r>
@@ -800,10 +833,12 @@
         <w:tc>
           <w:tcPr>
             <w:tcW w:w="0" w:type="auto"/>
-            <w:vAlign w:val="center"/>
-            <w:hideMark/>
-          </w:tcPr>
-          <w:p>
+            <w:hideMark/>
+          </w:tcPr>
+          <w:p>
+            <w:pPr>
+              <w:spacing w:line="276" w:lineRule="auto"/>
+            </w:pPr>
             <w:r>
               <w:rPr>
                 <w:b/>
@@ -816,16 +851,19 @@
       </w:tr>
       <w:tr>
         <w:trPr>
-          <w:tblCellSpacing w:w="15" w:type="dxa"/>
+          <w:trHeight w:val="425"/>
         </w:trPr>
         <w:tc>
           <w:tcPr>
             <w:tcW w:w="0" w:type="auto"/>
-            <w:vAlign w:val="center"/>
-            <w:hideMark/>
-          </w:tcPr>
-          <w:p>
-            <w:r>
+            <w:hideMark/>
+          </w:tcPr>
+          <w:p>
+            <w:pPr>
+              <w:spacing w:line="276" w:lineRule="auto"/>
+            </w:pPr>
+            <w:r>
+              <w:lastRenderedPageBreak/>
               <w:t>4. Khách hàng nhấn nút xác nhận gửi yêu cầu</w:t>
             </w:r>
           </w:p>
@@ -833,10 +871,12 @@
         <w:tc>
           <w:tcPr>
             <w:tcW w:w="0" w:type="auto"/>
-            <w:vAlign w:val="center"/>
-            <w:hideMark/>
-          </w:tcPr>
-          <w:p>
+            <w:hideMark/>
+          </w:tcPr>
+          <w:p>
+            <w:pPr>
+              <w:spacing w:line="276" w:lineRule="auto"/>
+            </w:pPr>
             <w:r>
               <w:rPr>
                 <w:b/>
@@ -849,14 +889,26 @@
       </w:tr>
     </w:tbl>
     <w:p>
-      <w:r>
-        <w:pict w14:anchorId="549BD5B7">
-          <v:rect id="_x0000_i1052" style="width:0;height:1.5pt" o:hralign="center" o:hrstd="t" o:hr="t" fillcolor="#a0a0a0" stroked="f"/>
-        </w:pict>
-      </w:r>
+      <w:pPr>
+        <w:spacing w:line="276" w:lineRule="auto"/>
+        <w:rPr>
+          <w:lang w:val="vi-VN"/>
+        </w:rPr>
+      </w:pPr>
     </w:p>
     <w:p>
       <w:pPr>
+        <w:spacing w:line="276" w:lineRule="auto"/>
+        <w:rPr>
+          <w:b/>
+          <w:bCs/>
+          <w:lang w:val="vi-VN"/>
+        </w:rPr>
+      </w:pPr>
+    </w:p>
+    <w:p>
+      <w:pPr>
+        <w:spacing w:line="276" w:lineRule="auto"/>
         <w:rPr>
           <w:b/>
           <w:bCs/>
@@ -872,33 +924,26 @@
     </w:p>
     <w:tbl>
       <w:tblPr>
-        <w:tblW w:w="0" w:type="auto"/>
-        <w:tblCellSpacing w:w="15" w:type="dxa"/>
-        <w:tblCellMar>
-          <w:top w:w="15" w:type="dxa"/>
-          <w:left w:w="15" w:type="dxa"/>
-          <w:bottom w:w="15" w:type="dxa"/>
-          <w:right w:w="15" w:type="dxa"/>
-        </w:tblCellMar>
+        <w:tblStyle w:val="TableGrid"/>
+        <w:tblW w:w="9481" w:type="dxa"/>
         <w:tblLook w:val="04A0" w:firstRow="1" w:lastRow="0" w:firstColumn="1" w:lastColumn="0" w:noHBand="0" w:noVBand="1"/>
       </w:tblPr>
       <w:tblGrid>
-        <w:gridCol w:w="8134"/>
-        <w:gridCol w:w="1226"/>
+        <w:gridCol w:w="8114"/>
+        <w:gridCol w:w="1367"/>
       </w:tblGrid>
       <w:tr>
         <w:trPr>
-          <w:tblHeader/>
-          <w:tblCellSpacing w:w="15" w:type="dxa"/>
+          <w:trHeight w:val="452"/>
         </w:trPr>
         <w:tc>
           <w:tcPr>
             <w:tcW w:w="0" w:type="auto"/>
-            <w:vAlign w:val="center"/>
-            <w:hideMark/>
-          </w:tcPr>
-          <w:p>
-            <w:pPr>
+            <w:hideMark/>
+          </w:tcPr>
+          <w:p>
+            <w:pPr>
+              <w:spacing w:line="276" w:lineRule="auto"/>
               <w:rPr>
                 <w:b/>
                 <w:bCs/>
@@ -916,11 +961,11 @@
         <w:tc>
           <w:tcPr>
             <w:tcW w:w="0" w:type="auto"/>
-            <w:vAlign w:val="center"/>
-            <w:hideMark/>
-          </w:tcPr>
-          <w:p>
-            <w:pPr>
+            <w:hideMark/>
+          </w:tcPr>
+          <w:p>
+            <w:pPr>
+              <w:spacing w:line="276" w:lineRule="auto"/>
               <w:rPr>
                 <w:b/>
                 <w:bCs/>
@@ -938,15 +983,17 @@
       </w:tr>
       <w:tr>
         <w:trPr>
-          <w:tblCellSpacing w:w="15" w:type="dxa"/>
+          <w:trHeight w:val="452"/>
         </w:trPr>
         <w:tc>
           <w:tcPr>
             <w:tcW w:w="0" w:type="auto"/>
-            <w:vAlign w:val="center"/>
-            <w:hideMark/>
-          </w:tcPr>
-          <w:p>
+            <w:hideMark/>
+          </w:tcPr>
+          <w:p>
+            <w:pPr>
+              <w:spacing w:line="276" w:lineRule="auto"/>
+            </w:pPr>
             <w:r>
               <w:t>Bản phác thảo đen trắng, chỉ có khối và chữ giả, dùng để chốt bố cục</w:t>
             </w:r>
@@ -955,10 +1002,12 @@
         <w:tc>
           <w:tcPr>
             <w:tcW w:w="0" w:type="auto"/>
-            <w:vAlign w:val="center"/>
-            <w:hideMark/>
-          </w:tcPr>
-          <w:p>
+            <w:hideMark/>
+          </w:tcPr>
+          <w:p>
+            <w:pPr>
+              <w:spacing w:line="276" w:lineRule="auto"/>
+            </w:pPr>
             <w:r>
               <w:rPr>
                 <w:b/>
@@ -971,15 +1020,17 @@
       </w:tr>
       <w:tr>
         <w:trPr>
-          <w:tblCellSpacing w:w="15" w:type="dxa"/>
+          <w:trHeight w:val="452"/>
         </w:trPr>
         <w:tc>
           <w:tcPr>
             <w:tcW w:w="0" w:type="auto"/>
-            <w:vAlign w:val="center"/>
-            <w:hideMark/>
-          </w:tcPr>
-          <w:p>
+            <w:hideMark/>
+          </w:tcPr>
+          <w:p>
+            <w:pPr>
+              <w:spacing w:line="276" w:lineRule="auto"/>
+            </w:pPr>
             <w:r>
               <w:t>Bản thiết kế tĩnh, đầy đủ màu sắc và font chữ thật, dùng để chốt thẩm mỹ</w:t>
             </w:r>
@@ -988,10 +1039,12 @@
         <w:tc>
           <w:tcPr>
             <w:tcW w:w="0" w:type="auto"/>
-            <w:vAlign w:val="center"/>
-            <w:hideMark/>
-          </w:tcPr>
-          <w:p>
+            <w:hideMark/>
+          </w:tcPr>
+          <w:p>
+            <w:pPr>
+              <w:spacing w:line="276" w:lineRule="auto"/>
+            </w:pPr>
             <w:r>
               <w:rPr>
                 <w:b/>
@@ -1004,15 +1057,17 @@
       </w:tr>
       <w:tr>
         <w:trPr>
-          <w:tblCellSpacing w:w="15" w:type="dxa"/>
+          <w:trHeight w:val="905"/>
         </w:trPr>
         <w:tc>
           <w:tcPr>
             <w:tcW w:w="0" w:type="auto"/>
-            <w:vAlign w:val="center"/>
-            <w:hideMark/>
-          </w:tcPr>
-          <w:p>
+            <w:hideMark/>
+          </w:tcPr>
+          <w:p>
+            <w:pPr>
+              <w:spacing w:line="276" w:lineRule="auto"/>
+            </w:pPr>
             <w:r>
               <w:t>Mockup có thêm tương tác (bấm nút chuyển màn hình), dùng để mô phỏng trải nghiệm thực tế</w:t>
             </w:r>
@@ -1021,10 +1076,12 @@
         <w:tc>
           <w:tcPr>
             <w:tcW w:w="0" w:type="auto"/>
-            <w:vAlign w:val="center"/>
-            <w:hideMark/>
-          </w:tcPr>
-          <w:p>
+            <w:hideMark/>
+          </w:tcPr>
+          <w:p>
+            <w:pPr>
+              <w:spacing w:line="276" w:lineRule="auto"/>
+            </w:pPr>
             <w:r>
               <w:rPr>
                 <w:b/>
@@ -1650,6 +1707,7 @@
   <w:style w:type="character" w:default="1" w:styleId="DefaultParagraphFont">
     <w:name w:val="Default Paragraph Font"/>
     <w:uiPriority w:val="1"/>
+    <w:semiHidden/>
     <w:unhideWhenUsed/>
   </w:style>
   <w:style w:type="table" w:default="1" w:styleId="TableNormal">
@@ -1962,6 +2020,25 @@
       <w:color w:val="0F4761" w:themeColor="accent1" w:themeShade="BF"/>
       <w:spacing w:val="5"/>
     </w:rPr>
+  </w:style>
+  <w:style w:type="table" w:styleId="TableGrid">
+    <w:name w:val="Table Grid"/>
+    <w:basedOn w:val="TableNormal"/>
+    <w:uiPriority w:val="39"/>
+    <w:rsid w:val="002354ED"/>
+    <w:pPr>
+      <w:spacing w:after="0" w:line="240" w:lineRule="auto"/>
+    </w:pPr>
+    <w:tblPr>
+      <w:tblBorders>
+        <w:top w:val="single" w:sz="4" w:space="0" w:color="auto"/>
+        <w:left w:val="single" w:sz="4" w:space="0" w:color="auto"/>
+        <w:bottom w:val="single" w:sz="4" w:space="0" w:color="auto"/>
+        <w:right w:val="single" w:sz="4" w:space="0" w:color="auto"/>
+        <w:insideH w:val="single" w:sz="4" w:space="0" w:color="auto"/>
+        <w:insideV w:val="single" w:sz="4" w:space="0" w:color="auto"/>
+      </w:tblBorders>
+    </w:tblPr>
   </w:style>
 </w:styles>
 </file>
